--- a/dist/luan_an_ctu/CD2_CTU.docx
+++ b/dist/luan_an_ctu/CD2_CTU.docx
@@ -1349,7 +1349,7 @@
         <w:pStyle w:val="FirstParagraph"/>
       </w:pPr>
       <w:r>
-        <w:t xml:space="preserve">Quốc tế hóa là chiến lược phát triển quan trọng của doanh nghiệp trong hơn nửa thế kỷ qua, nhưng kết quả mà nó đem lại không đồng nhất. Nền tảng lý thuyết của dòng nghiên cứu này bắt nguồn từ các công trình kinh điển về doanh nghiệp đa quốc gia và đầu tư trực tiếp nước ngoài: lý thuyết vòng đời sản phẩm (Vernon, 1966), lý thuyết lợi thế độc quyền của doanh nghiệp (Hymer, 1976; Caves, 1971), và lý thuyết nội bộ hóa chi phí giao dịch (Buckley &amp; Casson, 1976), về sau được tổng hợp trong khung chiết trung OLI (Dunning, 1988). Trên nền đó, tài liệu kinh doanh quốc tế (IB) đã ghi nhận năm dạng hàm khác nhau trong quan hệ giữa cường độ quốc tế hóa và hiệu quả doanh nghiệp: tuyến tính (Hsu &amp; Boggs, 2003), chữ U ngược (Gomes &amp; Ramaswamy, 1999; Hitt, Hoskisson &amp; Kim, 1997), S-curve (Lu &amp; Beamish, 2004; Contractor, Kundu &amp; Hsu, 2003; Ruigrok &amp; Wagner, 2003), M-curve (Riahi-Belkaoui, 1998), và forced penalty (Glaum &amp; Oesterle, 2007). Sự đa dạng này phản ánh tính phụ thuộc ngữ cảnh của hiệu ứng quốc tế hóa: cùng một mức cường độ xuất khẩu có thể tạo ra lợi ích hoặc gánh nặng tùy theo năng lực doanh nghiệp, thể chế quốc gia, và giai đoạn phát triển số (Bausch &amp; Krist, 2007; Kirca et al., 2012; Marano et al., 2016; Wu, Wood &amp; Khan, 2022). Thực vậy, các nghiên cứu gần đây sử dụng chiến lược nhận diện chặt chẽ hơn cho thấy dạng chữ U ngược có thể suy yếu hoặc biến mất trong các mẫu gộp xuyên quốc gia (Pisani, Garcia-Bernardo &amp; Heemskerk, 2020), càng củng cố lập luận rằng chính dị biệt bối cảnh chi phối kết quả quốc tế hóa và hiệu quả.</w:t>
+        <w:t xml:space="preserve">Quốc tế hóa là chiến lược phát triển quan trọng của doanh nghiệp trong hơn nửa thế kỷ qua, nhưng kết quả mà nó đem lại không đồng nhất. Nền tảng lý thuyết của dòng nghiên cứu này bắt nguồn từ các công trình kinh điển về doanh nghiệp đa quốc gia và đầu tư trực tiếp nước ngoài: lý thuyết vòng đời sản phẩm (Vernon, 1966), lý thuyết lợi thế độc quyền của doanh nghiệp (Hymer, 1976; Caves, 1971), và lý thuyết nội bộ hóa chi phí giao dịch (Buckley &amp; Casson, 1976), về sau được tổng hợp trong khung chiết trung OLI (Dunning, 1988). Trên nền đó, tài liệu kinh doanh quốc tế (IB) đã ghi nhận năm dạng hàm khác nhau trong quan hệ giữa cường độ quốc tế hóa và hiệu quả hoạt động kinh doanh của doanh nghiệp: tuyến tính (Hsu &amp; Boggs, 2003), chữ U ngược (Gomes &amp; Ramaswamy, 1999; Hitt, Hoskisson &amp; Kim, 1997), S-curve (Lu &amp; Beamish, 2004; Contractor, Kundu &amp; Hsu, 2003; Ruigrok &amp; Wagner, 2003), M-curve (Riahi-Belkaoui, 1998), và forced penalty (Glaum &amp; Oesterle, 2007). Sự đa dạng này phản ánh tính phụ thuộc ngữ cảnh của hiệu ứng quốc tế hóa: cùng một mức cường độ xuất khẩu có thể tạo ra lợi ích hoặc gánh nặng tùy theo năng lực doanh nghiệp, thể chế quốc gia, và giai đoạn phát triển số (Bausch &amp; Krist, 2007; Kirca et al., 2012; Marano et al., 2016; Wu, Wood &amp; Khan, 2022). Thực vậy, các nghiên cứu gần đây sử dụng chiến lược nhận diện chặt chẽ hơn cho thấy dạng chữ U ngược có thể suy yếu hoặc biến mất trong các mẫu gộp xuyên quốc gia (Pisani, Garcia-Bernardo &amp; Heemskerk, 2020), càng củng cố lập luận rằng chính dị biệt bối cảnh chi phối kết quả quốc tế hóa và hiệu quả.</w:t>
       </w:r>
     </w:p>
     <w:p>
@@ -1712,7 +1712,7 @@
         <w:pStyle w:val="FirstParagraph"/>
       </w:pPr>
       <w:r>
-        <w:t xml:space="preserve">Tài liệu IB đã ghi nhận không dưới năm dạng hàm khác nhau trong quan hệ giữa cường độ quốc tế hóa và hiệu quả doanh nghiệp. Sự đa dạng này không phải ngẫu nhiên mà phản ánh tính phụ thuộc ngữ cảnh của hiệu ứng quốc tế hóa.</w:t>
+        <w:t xml:space="preserve">Tài liệu IB đã ghi nhận không dưới năm dạng hàm khác nhau trong quan hệ giữa cường độ quốc tế hóa và hiệu quả hoạt động kinh doanh của doanh nghiệp. Sự đa dạng này không phải ngẫu nhiên mà phản ánh tính phụ thuộc ngữ cảnh của hiệu ứng quốc tế hóa.</w:t>
       </w:r>
     </w:p>
     <w:p>
@@ -5864,7 +5864,7 @@
               <w:jc w:val="left"/>
             </w:pPr>
             <w:r>
-              <w:t xml:space="preserve">Gradient H5</w:t>
+              <w:t xml:space="preserve">Phổ H5</w:t>
             </w:r>
           </w:p>
         </w:tc>
@@ -6261,7 +6261,7 @@
         <w:pStyle w:val="BodyText"/>
       </w:pPr>
       <w:r>
-        <w:t xml:space="preserve">H1: Quan hệ giữa cường độ quốc tế hóa (FSTS) và hiệu quả doanh nghiệp (ln LP) có dạng phi tuyến, với β₁(FSTS) &gt; 0 và β₂(FSTS²) &lt; 0, phản ánh chữ U ngược ở phần lớn các chế độ ICRV. Điểm uốn</w:t>
+        <w:t xml:space="preserve">H1: Quan hệ giữa cường độ quốc tế hóa (FSTS) và hiệu quả hoạt động kinh doanh của doanh nghiệp (ln LP) có dạng phi tuyến, với β₁(FSTS) &gt; 0 và β₂(FSTS²) &lt; 0, phản ánh chữ U ngược ở phần lớn các chế độ ICRV. Điểm uốn</w:t>
       </w:r>
       <w:r>
         <w:t xml:space="preserve"> </w:t>
@@ -6340,7 +6340,7 @@
         <w:pStyle w:val="BodyText"/>
       </w:pPr>
       <w:r>
-        <w:t xml:space="preserve">H2: chỉ số năng lực công nghệ (TCI) có mối quan hệ dương trực tiếp với hiệu quả doanh nghiệp (β(TCI) &gt; 0) và nâng mặt bằng ln(LP) của toàn bộ đường cong quốc tế hóa và hiệu quả (hiệu ứng nâng mặt bằng). Tác động điều tiết của TCI lên độ cong của đường cong là câu hỏi thực nghiệm mở và được kiểm định như H2 khám phá trong M3.</w:t>
+        <w:t xml:space="preserve">H2: chỉ số năng lực công nghệ (TCI) có mối quan hệ dương trực tiếp với hiệu quả hoạt động kinh doanh của doanh nghiệp (β(TCI) &gt; 0) và nâng mặt bằng ln(LP) của toàn bộ đường cong quốc tế hóa và hiệu quả (hiệu ứng nâng mặt bằng). Tác động điều tiết của TCI lên độ cong của đường cong là câu hỏi thực nghiệm mở và được kiểm định như H2 khám phá trong M3.</w:t>
       </w:r>
     </w:p>
     <w:bookmarkEnd w:id="56"/>
@@ -7346,7 +7346,7 @@
         <w:pStyle w:val="BodyText"/>
       </w:pPr>
       <w:r>
-        <w:t xml:space="preserve">H6: Tác động của quốc tế hóa lên hiệu quả doanh nghiệp thể hiện tính không đồng nhất theo thời gian: β(FSTS×Year_bucket) và β(FSTS²×Year_bucket) khác nhau có ý nghĩa thống kê giữa ba giai đoạn 2009–2012, 2013–2017, và 2018–2025. Cụ thể: tác động TCI tăng cường theo thời gian; tác động DAI biến thiên theo giai đoạn; điểm uốn có thể dịch chuyển trong một số nhóm ICRV nhưng ổn định trong các nhóm khác.</w:t>
+        <w:t xml:space="preserve">H6: Tác động của quốc tế hóa lên hiệu quả hoạt động kinh doanh của doanh nghiệp thể hiện tính không đồng nhất theo thời gian: β(FSTS×Year_bucket) và β(FSTS²×Year_bucket) khác nhau có ý nghĩa thống kê giữa ba giai đoạn 2009–2012, 2013–2017, và 2018–2025. Cụ thể: tác động TCI tăng cường theo thời gian; tác động DAI biến thiên theo giai đoạn; điểm uốn có thể dịch chuyển trong một số nhóm ICRV nhưng ổn định trong các nhóm khác.</w:t>
       </w:r>
     </w:p>
     <w:bookmarkEnd w:id="60"/>
@@ -7998,7 +7998,7 @@
               <w:jc w:val="left"/>
             </w:pPr>
             <w:r>
-              <w:t xml:space="preserve">Gradient ICRV</w:t>
+              <w:t xml:space="preserve">Phổ ICRV</w:t>
             </w:r>
           </w:p>
         </w:tc>
@@ -8901,7 +8901,7 @@
               <w:jc w:val="left"/>
             </w:pPr>
             <w:r>
-              <w:t xml:space="preserve">Gradient TP; gánh nặng bắt buộc Nhóm VI</w:t>
+              <w:t xml:space="preserve">Phổ TP; gánh nặng bắt buộc Nhóm VI</w:t>
             </w:r>
           </w:p>
         </w:tc>
@@ -12319,7 +12319,7 @@
         <w:pStyle w:val="BodyText"/>
       </w:pPr>
       <w:r>
-        <w:t xml:space="preserve">Gradient ICRV cho thấy chính sách hỗ trợ quốc tế hóa cần phân biệt theo chế độ thể chế, những gì hiệu quả ở Singapore không nhất thiết hiệu quả ở Bangladesh.</w:t>
+        <w:t xml:space="preserve">Phổ ICRV cho thấy chính sách hỗ trợ quốc tế hóa cần phân biệt theo chế độ thể chế, những gì hiệu quả ở Singapore không nhất thiết hiệu quả ở Bangladesh.</w:t>
       </w:r>
     </w:p>
     <w:p>
